--- a/examples/datasets/doc/10-santafe-a.docx
+++ b/examples/datasets/doc/10-santafe-a.docx
@@ -833,7 +833,7 @@
               <a:graphicData uri="http://schemas.openxmlformats.org/drawingml/2006/picture">
                 <pic:pic>
                   <pic:nvPicPr>
-                    <pic:cNvPr descr="/home/gpca/tspredit/examples/datasets/doc/10-santafe-a_files/5f47e99e1a2e321cd294cd20389a58fc398163c8.png" id="13" name="Picture"/>
+                    <pic:cNvPr descr="C:\Git\cefet-rj-dal\tspredit\examples\datasets\doc\10-santafe-a_files/2fba59bfe01574584d1700b11916a88ca926d1b2.png" id="13" name="Picture"/>
                     <pic:cNvPicPr>
                       <a:picLocks noChangeArrowheads="1" noChangeAspect="1"/>
                     </pic:cNvPicPr>

--- a/examples/datasets/doc/10-santafe-a.docx
+++ b/examples/datasets/doc/10-santafe-a.docx
@@ -833,7 +833,7 @@
               <a:graphicData uri="http://schemas.openxmlformats.org/drawingml/2006/picture">
                 <pic:pic>
                   <pic:nvPicPr>
-                    <pic:cNvPr descr="C:\Git\cefet-rj-dal\tspredit\examples\datasets\doc\10-santafe-a_files/2fba59bfe01574584d1700b11916a88ca926d1b2.png" id="13" name="Picture"/>
+                    <pic:cNvPr descr="C:\Git\dal\tspredit\examples\datasets\doc\10-santafe-a_files/2fba59bfe01574584d1700b11916a88ca926d1b2.png" id="13" name="Picture"/>
                     <pic:cNvPicPr>
                       <a:picLocks noChangeArrowheads="1" noChangeAspect="1"/>
                     </pic:cNvPicPr>

--- a/examples/datasets/doc/10-santafe-a.docx
+++ b/examples/datasets/doc/10-santafe-a.docx
@@ -833,7 +833,7 @@
               <a:graphicData uri="http://schemas.openxmlformats.org/drawingml/2006/picture">
                 <pic:pic>
                   <pic:nvPicPr>
-                    <pic:cNvPr descr="C:\Git\dal\tspredit\examples\datasets\doc\10-santafe-a_files/2fba59bfe01574584d1700b11916a88ca926d1b2.png" id="13" name="Picture"/>
+                    <pic:cNvPr descr="/home/gpca/tspredit/examples/datasets/doc/10-santafe-a_files/5f47e99e1a2e321cd294cd20389a58fc398163c8.png" id="13" name="Picture"/>
                     <pic:cNvPicPr>
                       <a:picLocks noChangeArrowheads="1" noChangeAspect="1"/>
                     </pic:cNvPicPr>
